--- a/input.docx
+++ b/input.docx
@@ -1,6 +1,6 @@
 
 <file path=word/document.xml><?xml version="1.0" encoding="utf-8"?>
-<w:document xmlns:wpc="http://schemas.microsoft.com/office/word/2010/wordprocessingCanvas" xmlns:cx="http://schemas.microsoft.com/office/drawing/2014/chartex" xmlns:cx1="http://schemas.microsoft.com/office/drawing/2015/9/8/chartex" xmlns:cx2="http://schemas.microsoft.com/office/drawing/2015/10/21/chartex" xmlns:cx3="http://schemas.microsoft.com/office/drawing/2016/5/9/chartex" xmlns:cx4="http://schemas.microsoft.com/office/drawing/2016/5/10/chartex" xmlns:cx5="http://schemas.microsoft.com/office/drawing/2016/5/11/chartex" xmlns:cx6="http://schemas.microsoft.com/office/drawing/2016/5/12/chartex" xmlns:cx7="http://schemas.microsoft.com/office/drawing/2016/5/13/chartex" xmlns:cx8="http://schemas.microsoft.com/office/drawing/2016/5/14/chartex" xmlns:mc="http://schemas.openxmlformats.org/markup-compatibility/2006" xmlns:aink="http://schemas.microsoft.com/office/drawing/2016/ink" xmlns:am3d="http://schemas.microsoft.com/office/drawing/2017/model3d" xmlns:o="urn:schemas-microsoft-com:office:office" xmlns:oel="http://schemas.microsoft.com/office/2019/extlst" xmlns:r="http://schemas.openxmlformats.org/officeDocument/2006/relationships" xmlns:m="http://schemas.openxmlformats.org/officeDocument/2006/math" xmlns:v="urn:schemas-microsoft-com:vml" xmlns:wp14="http://schemas.microsoft.com/office/word/2010/wordprocessingDrawing" xmlns:wp="http://schemas.openxmlformats.org/drawingml/2006/wordprocessingDrawing" xmlns:w10="urn:schemas-microsoft-com:office:word" xmlns:w="http://schemas.openxmlformats.org/wordprocessingml/2006/main" xmlns:w14="http://schemas.microsoft.com/office/word/2010/wordml" xmlns:w15="http://schemas.microsoft.com/office/word/2012/wordml" xmlns:w16cex="http://schemas.microsoft.com/office/word/2018/wordml/cex" xmlns:w16cid="http://schemas.microsoft.com/office/word/2016/wordml/cid" xmlns:w16="http://schemas.microsoft.com/office/word/2018/wordml" xmlns:w16sdtdh="http://schemas.microsoft.com/office/word/2020/wordml/sdtdatahash" xmlns:w16se="http://schemas.microsoft.com/office/word/2015/wordml/symex" xmlns:wpg="http://schemas.microsoft.com/office/word/2010/wordprocessingGroup" xmlns:wpi="http://schemas.microsoft.com/office/word/2010/wordprocessingInk" xmlns:wne="http://schemas.microsoft.com/office/word/2006/wordml" xmlns:wps="http://schemas.microsoft.com/office/word/2010/wordprocessingShape" mc:Ignorable="w14 w15 w16se w16cid w16 w16cex w16sdtdh wp14">
+<w:document xmlns:wpc="http://schemas.microsoft.com/office/word/2010/wordprocessingCanvas" xmlns:cx="http://schemas.microsoft.com/office/drawing/2014/chartex" xmlns:cx1="http://schemas.microsoft.com/office/drawing/2015/9/8/chartex" xmlns:cx2="http://schemas.microsoft.com/office/drawing/2015/10/21/chartex" xmlns:cx3="http://schemas.microsoft.com/office/drawing/2016/5/9/chartex" xmlns:cx4="http://schemas.microsoft.com/office/drawing/2016/5/10/chartex" xmlns:cx5="http://schemas.microsoft.com/office/drawing/2016/5/11/chartex" xmlns:cx6="http://schemas.microsoft.com/office/drawing/2016/5/12/chartex" xmlns:cx7="http://schemas.microsoft.com/office/drawing/2016/5/13/chartex" xmlns:cx8="http://schemas.microsoft.com/office/drawing/2016/5/14/chartex" xmlns:mc="http://schemas.openxmlformats.org/markup-compatibility/2006" xmlns:aink="http://schemas.microsoft.com/office/drawing/2016/ink" xmlns:am3d="http://schemas.microsoft.com/office/drawing/2017/model3d" xmlns:o="urn:schemas-microsoft-com:office:office" xmlns:oel="http://schemas.microsoft.com/office/2019/extlst" xmlns:r="http://schemas.openxmlformats.org/officeDocument/2006/relationships" xmlns:m="http://schemas.openxmlformats.org/officeDocument/2006/math" xmlns:v="urn:schemas-microsoft-com:vml" xmlns:wp14="http://schemas.microsoft.com/office/word/2010/wordprocessingDrawing" xmlns:wp="http://schemas.openxmlformats.org/drawingml/2006/wordprocessingDrawing" xmlns:w10="urn:schemas-microsoft-com:office:word" xmlns:w="http://schemas.openxmlformats.org/wordprocessingml/2006/main" xmlns:w14="http://schemas.microsoft.com/office/word/2010/wordml" xmlns:w15="http://schemas.microsoft.com/office/word/2012/wordml" xmlns:w16cex="http://schemas.microsoft.com/office/word/2018/wordml/cex" xmlns:w16cid="http://schemas.microsoft.com/office/word/2016/wordml/cid" xmlns:w16="http://schemas.microsoft.com/office/word/2018/wordml" xmlns:w16du="http://schemas.microsoft.com/office/word/2023/wordml/word16du" xmlns:w16sdtdh="http://schemas.microsoft.com/office/word/2020/wordml/sdtdatahash" xmlns:w16se="http://schemas.microsoft.com/office/word/2015/wordml/symex" xmlns:wpg="http://schemas.microsoft.com/office/word/2010/wordprocessingGroup" xmlns:wpi="http://schemas.microsoft.com/office/word/2010/wordprocessingInk" xmlns:wne="http://schemas.microsoft.com/office/word/2006/wordml" xmlns:wps="http://schemas.microsoft.com/office/word/2010/wordprocessingShape" mc:Ignorable="w14 w15 w16se w16cid w16 w16cex w16sdtdh w16du wp14">
   <w:body>
     <w:p>
       <w:pPr>
@@ -36,7 +36,13 @@
     </w:p>
     <w:p>
       <w:r>
-        <w:t>Lorem ipsum dolor sit amet, consetetur sadipscing elitr, sed diam nonumy eirmod tempor invidunt ut labore et dolore magna aliquyam erat, sed diam voluptua. At vero eos et accusam et justo duo dolores et ea rebum. Stet clita kasd gubergren, no sea takimata sanctus est Lorem ipsum dolor sit amet. Lorem ipsum dolor sit amet, consetetur sadipscing elitr, sed diam nonumy eirmod tempor invidunt ut labore et dolore magna aliquyam erat, sed diam voluptua. At vero eos et accusam et justo duo dolores et ea rebum. Stet clita kasd gubergren, no sea takimata sanctus est Lorem ipsum dolor sit amet.</w:t>
+        <w:rPr>
+          <w:lang w:val="en-US"/>
+        </w:rPr>
+        <w:t xml:space="preserve">Lorem ipsum dolor sit amet, consetetur sadipscing elitr, sed diam nonumy eirmod tempor invidunt ut labore et dolore magna aliquyam erat, sed diam voluptua. At vero eos et accusam et justo duo dolores et ea rebum. Stet clita kasd gubergren, no sea takimata sanctus est Lorem ipsum dolor sit amet. Lorem ipsum dolor sit amet, consetetur sadipscing elitr, sed diam nonumy eirmod tempor invidunt ut labore et dolore magna aliquyam erat, sed diam voluptua. At vero eos et accusam et justo duo dolores et ea rebum. </w:t>
+      </w:r>
+      <w:r>
+        <w:t>Stet clita kasd gubergren, no sea takimata sanctus est Lorem ipsum dolor sit amet.</w:t>
       </w:r>
     </w:p>
     <w:p>
@@ -120,34 +126,6 @@
       <w:r>
         <w:t>Lorem ipsum dolor sit amet, consetetur sadipscing elitr, sed diam nonumy eirmod tempor invidunt ut labore et dolore magna aliquyam erat, sed diam voluptua. At vero eos et accusam et justo duo dolores et ea rebum. Stet clita kasd gubergren, no sea takimata sanctus est Lorem ipsum dolor sit amet. Lorem ipsum dolor sit amet, consetetur sadipscing elitr, sed diam nonumy eirmod tempor invidunt ut labore et dolore magna aliquyam erat, sed diam voluptua. At vero eos et accusam et justo duo dolores et ea rebum. Stet clita kasd gubergren, no sea takimata sanctus est Lorem ipsum dolor sit amet.</w:t>
       </w:r>
-    </w:p>
-    <w:p>
-      <w:pPr>
-        <w:pStyle w:val="berschrift2"/>
-        <w:rPr>
-          <w:rFonts w:ascii="Abadi" w:hAnsi="Abadi"/>
-          <w:b/>
-          <w:bCs/>
-          <w:sz w:val="36"/>
-          <w:szCs w:val="36"/>
-        </w:rPr>
-      </w:pPr>
-      <w:r>
-        <w:t>Überschrift 2</w:t>
-      </w:r>
-    </w:p>
-    <w:p>
-      <w:pPr>
-        <w:pStyle w:val="berschrift3"/>
-      </w:pPr>
-      <w:r>
-        <w:t>Überschrift 3</w:t>
-      </w:r>
-    </w:p>
-    <w:p>
-      <w:pPr>
-        <w:pStyle w:val="docend"/>
-      </w:pPr>
     </w:p>
     <w:sectPr>
       <w:pgSz w:w="11906" w:h="16838"/>
@@ -160,7 +138,7 @@
 </file>
 
 <file path=word/numbering.xml><?xml version="1.0" encoding="utf-8"?>
-<w:numbering xmlns:wpc="http://schemas.microsoft.com/office/word/2010/wordprocessingCanvas" xmlns:cx="http://schemas.microsoft.com/office/drawing/2014/chartex" xmlns:cx1="http://schemas.microsoft.com/office/drawing/2015/9/8/chartex" xmlns:cx2="http://schemas.microsoft.com/office/drawing/2015/10/21/chartex" xmlns:cx3="http://schemas.microsoft.com/office/drawing/2016/5/9/chartex" xmlns:cx4="http://schemas.microsoft.com/office/drawing/2016/5/10/chartex" xmlns:cx5="http://schemas.microsoft.com/office/drawing/2016/5/11/chartex" xmlns:cx6="http://schemas.microsoft.com/office/drawing/2016/5/12/chartex" xmlns:cx7="http://schemas.microsoft.com/office/drawing/2016/5/13/chartex" xmlns:cx8="http://schemas.microsoft.com/office/drawing/2016/5/14/chartex" xmlns:mc="http://schemas.openxmlformats.org/markup-compatibility/2006" xmlns:aink="http://schemas.microsoft.com/office/drawing/2016/ink" xmlns:am3d="http://schemas.microsoft.com/office/drawing/2017/model3d" xmlns:o="urn:schemas-microsoft-com:office:office" xmlns:oel="http://schemas.microsoft.com/office/2019/extlst" xmlns:r="http://schemas.openxmlformats.org/officeDocument/2006/relationships" xmlns:m="http://schemas.openxmlformats.org/officeDocument/2006/math" xmlns:v="urn:schemas-microsoft-com:vml" xmlns:wp14="http://schemas.microsoft.com/office/word/2010/wordprocessingDrawing" xmlns:wp="http://schemas.openxmlformats.org/drawingml/2006/wordprocessingDrawing" xmlns:w10="urn:schemas-microsoft-com:office:word" xmlns:w="http://schemas.openxmlformats.org/wordprocessingml/2006/main" xmlns:w14="http://schemas.microsoft.com/office/word/2010/wordml" xmlns:w15="http://schemas.microsoft.com/office/word/2012/wordml" xmlns:w16cex="http://schemas.microsoft.com/office/word/2018/wordml/cex" xmlns:w16cid="http://schemas.microsoft.com/office/word/2016/wordml/cid" xmlns:w16="http://schemas.microsoft.com/office/word/2018/wordml" xmlns:w16sdtdh="http://schemas.microsoft.com/office/word/2020/wordml/sdtdatahash" xmlns:w16se="http://schemas.microsoft.com/office/word/2015/wordml/symex" xmlns:wpg="http://schemas.microsoft.com/office/word/2010/wordprocessingGroup" xmlns:wpi="http://schemas.microsoft.com/office/word/2010/wordprocessingInk" xmlns:wne="http://schemas.microsoft.com/office/word/2006/wordml" xmlns:wps="http://schemas.microsoft.com/office/word/2010/wordprocessingShape" mc:Ignorable="w14 w15 w16se w16cid w16 w16cex w16sdtdh wp14">
+<w:numbering xmlns:wpc="http://schemas.microsoft.com/office/word/2010/wordprocessingCanvas" xmlns:cx="http://schemas.microsoft.com/office/drawing/2014/chartex" xmlns:cx1="http://schemas.microsoft.com/office/drawing/2015/9/8/chartex" xmlns:cx2="http://schemas.microsoft.com/office/drawing/2015/10/21/chartex" xmlns:cx3="http://schemas.microsoft.com/office/drawing/2016/5/9/chartex" xmlns:cx4="http://schemas.microsoft.com/office/drawing/2016/5/10/chartex" xmlns:cx5="http://schemas.microsoft.com/office/drawing/2016/5/11/chartex" xmlns:cx6="http://schemas.microsoft.com/office/drawing/2016/5/12/chartex" xmlns:cx7="http://schemas.microsoft.com/office/drawing/2016/5/13/chartex" xmlns:cx8="http://schemas.microsoft.com/office/drawing/2016/5/14/chartex" xmlns:mc="http://schemas.openxmlformats.org/markup-compatibility/2006" xmlns:aink="http://schemas.microsoft.com/office/drawing/2016/ink" xmlns:am3d="http://schemas.microsoft.com/office/drawing/2017/model3d" xmlns:o="urn:schemas-microsoft-com:office:office" xmlns:oel="http://schemas.microsoft.com/office/2019/extlst" xmlns:r="http://schemas.openxmlformats.org/officeDocument/2006/relationships" xmlns:m="http://schemas.openxmlformats.org/officeDocument/2006/math" xmlns:v="urn:schemas-microsoft-com:vml" xmlns:wp14="http://schemas.microsoft.com/office/word/2010/wordprocessingDrawing" xmlns:wp="http://schemas.openxmlformats.org/drawingml/2006/wordprocessingDrawing" xmlns:w10="urn:schemas-microsoft-com:office:word" xmlns:w="http://schemas.openxmlformats.org/wordprocessingml/2006/main" xmlns:w14="http://schemas.microsoft.com/office/word/2010/wordml" xmlns:w15="http://schemas.microsoft.com/office/word/2012/wordml" xmlns:w16cex="http://schemas.microsoft.com/office/word/2018/wordml/cex" xmlns:w16cid="http://schemas.microsoft.com/office/word/2016/wordml/cid" xmlns:w16="http://schemas.microsoft.com/office/word/2018/wordml" xmlns:w16du="http://schemas.microsoft.com/office/word/2023/wordml/word16du" xmlns:w16sdtdh="http://schemas.microsoft.com/office/word/2020/wordml/sdtdatahash" xmlns:w16se="http://schemas.microsoft.com/office/word/2015/wordml/symex" xmlns:wpg="http://schemas.microsoft.com/office/word/2010/wordprocessingGroup" xmlns:wpi="http://schemas.microsoft.com/office/word/2010/wordprocessingInk" xmlns:wne="http://schemas.microsoft.com/office/word/2006/wordml" xmlns:wps="http://schemas.microsoft.com/office/word/2010/wordprocessingShape" mc:Ignorable="w14 w15 w16se w16cid w16 w16cex w16sdtdh w16du wp14">
   <w:abstractNum w:abstractNumId="0" w15:restartNumberingAfterBreak="0">
     <w:nsid w:val="255D08A8"/>
     <w:multiLevelType w:val="hybridMultilevel"/>
@@ -667,7 +645,7 @@
 </file>
 
 <file path=word/styles.xml><?xml version="1.0" encoding="utf-8"?>
-<w:styles xmlns:mc="http://schemas.openxmlformats.org/markup-compatibility/2006" xmlns:r="http://schemas.openxmlformats.org/officeDocument/2006/relationships" xmlns:w="http://schemas.openxmlformats.org/wordprocessingml/2006/main" xmlns:w14="http://schemas.microsoft.com/office/word/2010/wordml" xmlns:w15="http://schemas.microsoft.com/office/word/2012/wordml" xmlns:w16cex="http://schemas.microsoft.com/office/word/2018/wordml/cex" xmlns:w16cid="http://schemas.microsoft.com/office/word/2016/wordml/cid" xmlns:w16="http://schemas.microsoft.com/office/word/2018/wordml" xmlns:w16sdtdh="http://schemas.microsoft.com/office/word/2020/wordml/sdtdatahash" xmlns:w16se="http://schemas.microsoft.com/office/word/2015/wordml/symex" mc:Ignorable="w14 w15 w16se w16cid w16 w16cex w16sdtdh">
+<w:styles xmlns:mc="http://schemas.openxmlformats.org/markup-compatibility/2006" xmlns:r="http://schemas.openxmlformats.org/officeDocument/2006/relationships" xmlns:w="http://schemas.openxmlformats.org/wordprocessingml/2006/main" xmlns:w14="http://schemas.microsoft.com/office/word/2010/wordml" xmlns:w15="http://schemas.microsoft.com/office/word/2012/wordml" xmlns:w16cex="http://schemas.microsoft.com/office/word/2018/wordml/cex" xmlns:w16cid="http://schemas.microsoft.com/office/word/2016/wordml/cid" xmlns:w16="http://schemas.microsoft.com/office/word/2018/wordml" xmlns:w16du="http://schemas.microsoft.com/office/word/2023/wordml/word16du" xmlns:w16sdtdh="http://schemas.microsoft.com/office/word/2020/wordml/sdtdatahash" xmlns:w16se="http://schemas.microsoft.com/office/word/2015/wordml/symex" mc:Ignorable="w14 w15 w16se w16cid w16 w16cex w16sdtdh w16du">
   <w:docDefaults>
     <w:rPrDefault>
       <w:rPr>
